--- a/Do-Do_Dokument_Inwestorski_v2.docx
+++ b/Do-Do_Dokument_Inwestorski_v2.docx
@@ -4387,7 +4387,7 @@
         <w:pStyle w:val="Heading2"/>
       </w:pPr>
       <w:r>
-        <w:t xml:space="preserve">5.3 Funkcje zwalidowane w prototypie UX (maj-czerwiec 2026)</w:t>
+        <w:t>5.3 Funkcje wdrozone i zwalidowane (maj-czerwiec 2026, v0.15.5)</w:t>
       </w:r>
     </w:p>
     <w:p>
@@ -4512,6 +4512,108 @@
           <w:bCs w:val="false"/>
         </w:rPr>
         <w:t xml:space="preserve"> wspólne repozytorium - legitymacja, karta EKUZ, polisa NNW, orzeczenia, wyniki badań. Koniec sytuacji, w której dziecko trafia do przychodni, a drugi rodzic nie ma dokumentów.</w:t>
+      </w:r>
+    </w:p>
+    <w:p>
+      <w:pPr>
+        <w:pStyle w:val="ListParagraph"/>
+        <w:numPr>
+          <w:ilvl w:val="0"/>
+          <w:numId w:val="2"/>
+        </w:numPr>
+        <w:spacing w:after="80"/>
+      </w:pPr>
+      <w:r>
+        <w:rPr>
+          <w:b w:val="false"/>
+          <w:bCs w:val="false"/>
+        </w:rPr>
+        <w:t xml:space="preserve">Kalendarz siatkowy (time-grid): widok tygodnia z podziałem godzinowym (styl MS Teams), przeciąganie kart z przyciąganiem do pełnej godziny, powtarzające się zdarzenia wyświetlane na wszystkich pasujących dniach z odznaką ↻, automatyczne przeliczenie powiadomień po przeciągnięciu.</w:t>
+      </w:r>
+    </w:p>
+    <w:p>
+      <w:pPr>
+        <w:pStyle w:val="ListParagraph"/>
+        <w:numPr>
+          <w:ilvl w:val="0"/>
+          <w:numId w:val="2"/>
+        </w:numPr>
+        <w:spacing w:after="80"/>
+      </w:pPr>
+      <w:r>
+        <w:rPr>
+          <w:b w:val="false"/>
+          <w:bCs w:val="false"/>
+        </w:rPr>
+        <w:t xml:space="preserve">Import kalendarza Google: importowanie dowolnego kalendarza Google jako kart Do-Do (tryb tylko import lub dwukierunkowa synchronizacja), automatyczna synchronizacja przy każdym uruchomieniu aplikacji.</w:t>
+      </w:r>
+    </w:p>
+    <w:p>
+      <w:pPr>
+        <w:pStyle w:val="ListParagraph"/>
+        <w:numPr>
+          <w:ilvl w:val="0"/>
+          <w:numId w:val="2"/>
+        </w:numPr>
+        <w:spacing w:after="80"/>
+      </w:pPr>
+      <w:r>
+        <w:rPr>
+          <w:b w:val="false"/>
+          <w:bCs w:val="false"/>
+        </w:rPr>
+        <w:t xml:space="preserve">Lista zakupów: wspólna lista w czasie rzeczywistym, wklejanie wielu pozycji naraz, jednym tapnięciem usuń kupione, synchronizacja między obojgiem rodziców natychmiast.</w:t>
+      </w:r>
+    </w:p>
+    <w:p>
+      <w:pPr>
+        <w:pStyle w:val="ListParagraph"/>
+        <w:numPr>
+          <w:ilvl w:val="0"/>
+          <w:numId w:val="2"/>
+        </w:numPr>
+        <w:spacing w:after="80"/>
+      </w:pPr>
+      <w:r>
+        <w:rPr>
+          <w:b w:val="false"/>
+          <w:bCs w:val="false"/>
+        </w:rPr>
+        <w:t xml:space="preserve">Kalendarz opieki naprzemiennej: szablony (7-7, 2-2-3, 5-2), nadpisania dni, okresy wakacyjne z overlayem, wnioski o zmianę z zatwierdzeniem/odrzuceniem przez drugiego rodzica.</w:t>
+      </w:r>
+    </w:p>
+    <w:p>
+      <w:pPr>
+        <w:pStyle w:val="ListParagraph"/>
+        <w:numPr>
+          <w:ilvl w:val="0"/>
+          <w:numId w:val="2"/>
+        </w:numPr>
+        <w:spacing w:after="80"/>
+      </w:pPr>
+      <w:r>
+        <w:rPr>
+          <w:b w:val="false"/>
+          <w:bCs w:val="false"/>
+        </w:rPr>
+        <w:t xml:space="preserve">Inteligentne rutowanie powiadomień: przypomnienia trafiają tylko do przypisanej osoby - Rodzic A dostaje swoje zadania, Rodzic B swoje. Opcje dostarczenia: aplikacja, kalendarz rodzinny lub oba.</w:t>
+      </w:r>
+    </w:p>
+    <w:p>
+      <w:pPr>
+        <w:pStyle w:val="ListParagraph"/>
+        <w:numPr>
+          <w:ilvl w:val="0"/>
+          <w:numId w:val="2"/>
+        </w:numPr>
+        <w:spacing w:after="80"/>
+      </w:pPr>
+      <w:r>
+        <w:rPr>
+          <w:b w:val="false"/>
+          <w:bCs w:val="false"/>
+        </w:rPr>
+        <w:t xml:space="preserve">Kanał wiadomości: feed kart z prawdziwymi wiadomościami posortowany od najnowszej aktywności. Powiadomienia systemowe (przyciski akcji) wykluczone - tylko wiadomości użytkowników.</w:t>
       </w:r>
     </w:p>
     <w:p>
